--- a/docs/ACRME_Scoring_Weights_Explained.docx
+++ b/docs/ACRME_Scoring_Weights_Explained.docx
@@ -1132,7 +1132,7 @@
         <w:t xml:space="preserve"> </w:t>
       </w:r>
       <w:r>
-        <w:t xml:space="preserve">The PRR (§28) updates Distribution to use</w:t>
+        <w:t xml:space="preserve">The PRR (Section 28) updates Distribution to use</w:t>
       </w:r>
       <w:r>
         <w:t xml:space="preserve"> </w:t>
@@ -1588,7 +1588,7 @@
         <w:t xml:space="preserve"> </w:t>
       </w:r>
       <w:r>
-        <w:t xml:space="preserve">δ duplicates α intentionally — this was flagged in the PRR (§28) as double-counting. The corrected pilot formula proposes revised NonProd weights:</w:t>
+        <w:t xml:space="preserve">δ duplicates α intentionally — this was flagged in the PRR (Section 28) as double-counting. The corrected pilot formula proposes revised NonProd weights:</w:t>
       </w:r>
       <w:r>
         <w:t xml:space="preserve"> </w:t>
@@ -3382,7 +3382,7 @@
         <w:t xml:space="preserve">docs/acrme_production_readiness_review_and_architecture.md</w:t>
       </w:r>
       <w:r>
-        <w:t xml:space="preserve">) — §28 lines 1095–1160, corrected scoring model</w:t>
+        <w:t xml:space="preserve">) — Section 28 lines 1095–1160, corrected scoring model</w:t>
       </w:r>
     </w:p>
     <w:p>
@@ -3451,7 +3451,7 @@
         <w:t xml:space="preserve"> </w:t>
       </w:r>
       <w:r>
-        <w:t xml:space="preserve">— Defined in Multi-Region Placement Design and PRR §28</w:t>
+        <w:t xml:space="preserve">— Defined in Multi-Region Placement Design and PRR Section 28</w:t>
       </w:r>
     </w:p>
     <w:p>
